--- a/pr-preview/pr-411/linear-algebra-matrices.docx
+++ b/pr-preview/pr-411/linear-algebra-matrices.docx
@@ -15,7 +15,7 @@
         <w:pStyle w:val="Date"/>
       </w:pPr>
       <w:r>
-        <w:t xml:space="preserve">Last modified: 2026-10-19 03:11:51 (PDT)</w:t>
+        <w:t xml:space="preserve">Last modified: 2026-10-19 11:35:40 (PDT)</w:t>
       </w:r>
     </w:p>
     <w:bookmarkStart w:id="160" w:name="matrices"/>
@@ -7418,7 +7418,7 @@
         <w:t xml:space="preserve"> </w:t>
       </w:r>
       <w:r>
-        <w:t xml:space="preserve">are not combined into</w:t>
+        <w:t xml:space="preserve">are not collected into</w:t>
       </w:r>
       <w:r>
         <w:t xml:space="preserve"> </w:t>
@@ -7441,10 +7441,7 @@
         </m:r>
       </m:oMath>
       <w:r>
-        <w:t xml:space="preserve"> </w:t>
-      </w:r>
-      <w:r>
-        <w:t xml:space="preserve">or similar.</w:t>
+        <w:t xml:space="preserve">.</w:t>
       </w:r>
     </w:p>
     <w:bookmarkEnd w:id="36"/>
